--- a/paper/QAG-Technical-Paper.docx
+++ b/paper/QAG-Technical-Paper.docx
@@ -2192,13 +2192,19 @@
         <w:t xml:space="preserve"> </w:t>
       </w:r>
       <w:r>
-        <w:t xml:space="preserve">layer, and a signed interference signal. No quantum hardware is</w:t>
-      </w:r>
-      <w:r>
-        <w:t xml:space="preserve"> </w:t>
-      </w:r>
-      <w:r>
-        <w:t xml:space="preserve">required.</w:t>
+        <w:t xml:space="preserve">layer, and a signed interference signal. The formalism is genuine</w:t>
+      </w:r>
+      <w:r>
+        <w:t xml:space="preserve"> </w:t>
+      </w:r>
+      <w:r>
+        <w:t xml:space="preserve">quantum mechanics — Born rule, superposition, interference — run on</w:t>
+      </w:r>
+      <w:r>
+        <w:t xml:space="preserve"> </w:t>
+      </w:r>
+      <w:r>
+        <w:t xml:space="preserve">classical GPUs. No quantum processing unit is required.</w:t>
       </w:r>
     </w:p>
     <w:p>
@@ -4019,13 +4025,13 @@
       </w:r>
     </w:p>
     <w:bookmarkEnd w:id="30"/>
-    <w:bookmarkStart w:id="31" w:name="hilbert-space-without-quantum-hardware"/>
+    <w:bookmarkStart w:id="31" w:name="Xeadafed197fd63f69a23dc69bf5681fa186258b"/>
     <w:p>
       <w:pPr>
         <w:pStyle w:val="Heading2"/>
       </w:pPr>
       <w:r>
-        <w:t xml:space="preserve">Hilbert space, without quantum hardware</w:t>
+        <w:t xml:space="preserve">Real quantum formalism, classical hardware</w:t>
       </w:r>
     </w:p>
     <w:p>
@@ -4033,7 +4039,25 @@
         <w:pStyle w:val="FirstParagraph"/>
       </w:pPr>
       <w:r>
-        <w:t xml:space="preserve">The Hilbert-space framing is similarly practical. A</w:t>
+        <w:t xml:space="preserve">The Hilbert-space framing in QAG is not a metaphor and it is not</w:t>
+      </w:r>
+      <w:r>
+        <w:t xml:space="preserve"> </w:t>
+      </w:r>
+      <w:r>
+        <w:t xml:space="preserve">“</w:t>
+      </w:r>
+      <w:r>
+        <w:t xml:space="preserve">quantum-inspired</w:t>
+      </w:r>
+      <w:r>
+        <w:t xml:space="preserve">”</w:t>
+      </w:r>
+      <w:r>
+        <w:t xml:space="preserve"> </w:t>
+      </w:r>
+      <w:r>
+        <w:t xml:space="preserve">in the soft sense the phrase has acquired in ML. A</w:t>
       </w:r>
       <w:r>
         <w:t xml:space="preserve"> </w:t>
@@ -4049,19 +4073,13 @@
         <w:t xml:space="preserve"> </w:t>
       </w:r>
       <w:r>
-        <w:t xml:space="preserve">is a</w:t>
-      </w:r>
-      <w:r>
-        <w:t xml:space="preserve"> </w:t>
-      </w:r>
-      <w:r>
-        <w:t xml:space="preserve">vector space with an inner product — precisely the structure that makes</w:t>
-      </w:r>
-      <w:r>
-        <w:t xml:space="preserve"> </w:t>
-      </w:r>
-      <w:r>
-        <w:t xml:space="preserve">notions like</w:t>
+        <w:t xml:space="preserve">is a vector space with an inner product — precisely</w:t>
+      </w:r>
+      <w:r>
+        <w:t xml:space="preserve"> </w:t>
+      </w:r>
+      <w:r>
+        <w:t xml:space="preserve">the structure that makes notions like</w:t>
       </w:r>
       <w:r>
         <w:t xml:space="preserve"> </w:t>
@@ -4071,7 +4089,7 @@
           <w:iCs/>
           <w:i/>
         </w:rPr>
-        <w:t xml:space="preserve">angle</w:t>
+        <w:t xml:space="preserve">state</w:t>
       </w:r>
       <w:r>
         <w:t xml:space="preserve">,</w:t>
@@ -4084,10 +4102,10 @@
           <w:iCs/>
           <w:i/>
         </w:rPr>
-        <w:t xml:space="preserve">projection</w:t>
-      </w:r>
-      <w:r>
-        <w:t xml:space="preserve">, and</w:t>
+        <w:t xml:space="preserve">observable</w:t>
+      </w:r>
+      <w:r>
+        <w:t xml:space="preserve">,</w:t>
       </w:r>
       <w:r>
         <w:t xml:space="preserve"> </w:t>
@@ -4097,25 +4115,10 @@
           <w:iCs/>
           <w:i/>
         </w:rPr>
-        <w:t xml:space="preserve">interference</w:t>
-      </w:r>
-      <w:r>
-        <w:t xml:space="preserve"> </w:t>
-      </w:r>
-      <w:r>
-        <w:t xml:space="preserve">well-defined. A</w:t>
-      </w:r>
-      <w:r>
-        <w:t xml:space="preserve"> </w:t>
-      </w:r>
-      <w:r>
-        <w:t xml:space="preserve">general-purpose embedding model already outputs vectors in such a space;</w:t>
-      </w:r>
-      <w:r>
-        <w:t xml:space="preserve"> </w:t>
-      </w:r>
-      <w:r>
-        <w:t xml:space="preserve">what QAG adds is the observation that the</w:t>
+        <w:t xml:space="preserve">angle</w:t>
+      </w:r>
+      <w:r>
+        <w:t xml:space="preserve">,</w:t>
       </w:r>
       <w:r>
         <w:t xml:space="preserve"> </w:t>
@@ -4125,31 +4128,193 @@
           <w:iCs/>
           <w:i/>
         </w:rPr>
-        <w:t xml:space="preserve">operations</w:t>
-      </w:r>
-      <w:r>
-        <w:t xml:space="preserve"> </w:t>
-      </w:r>
-      <w:r>
-        <w:t xml:space="preserve">natural to</w:t>
-      </w:r>
-      <w:r>
-        <w:t xml:space="preserve"> </w:t>
-      </w:r>
-      <w:r>
-        <w:t xml:space="preserve">Hilbert spaces — superposition (linear combination), projection onto</w:t>
-      </w:r>
-      <w:r>
-        <w:t xml:space="preserve"> </w:t>
-      </w:r>
-      <w:r>
-        <w:t xml:space="preserve">sub-spaces, and signed interference — are also the operations natural</w:t>
-      </w:r>
-      <w:r>
-        <w:t xml:space="preserve"> </w:t>
-      </w:r>
-      <w:r>
-        <w:t xml:space="preserve">to compliance reasoning:</w:t>
+        <w:t xml:space="preserve">projection</w:t>
+      </w:r>
+      <w:r>
+        <w:t xml:space="preserve">,</w:t>
+      </w:r>
+      <w:r>
+        <w:t xml:space="preserve"> </w:t>
+      </w:r>
+      <w:r>
+        <w:rPr>
+          <w:iCs/>
+          <w:i/>
+        </w:rPr>
+        <w:t xml:space="preserve">superposition</w:t>
+      </w:r>
+      <w:r>
+        <w:t xml:space="preserve">, and</w:t>
+      </w:r>
+      <w:r>
+        <w:t xml:space="preserve"> </w:t>
+      </w:r>
+      <w:r>
+        <w:rPr>
+          <w:iCs/>
+          <w:i/>
+        </w:rPr>
+        <w:t xml:space="preserve">interference</w:t>
+      </w:r>
+      <w:r>
+        <w:t xml:space="preserve"> </w:t>
+      </w:r>
+      <w:r>
+        <w:t xml:space="preserve">well-defined. A</w:t>
+      </w:r>
+      <w:r>
+        <w:t xml:space="preserve"> </w:t>
+      </w:r>
+      <w:r>
+        <w:t xml:space="preserve">general-purpose embedding model already outputs vectors in such a</w:t>
+      </w:r>
+      <w:r>
+        <w:t xml:space="preserve"> </w:t>
+      </w:r>
+      <w:r>
+        <w:t xml:space="preserve">space. What QAG adds is the rigorous use of the operator algebra and</w:t>
+      </w:r>
+      <w:r>
+        <w:t xml:space="preserve"> </w:t>
+      </w:r>
+      <w:r>
+        <w:t xml:space="preserve">probability rule of quantum mechanics — the</w:t>
+      </w:r>
+      <w:r>
+        <w:t xml:space="preserve"> </w:t>
+      </w:r>
+      <w:r>
+        <w:rPr>
+          <w:bCs/>
+          <w:b/>
+        </w:rPr>
+        <w:t xml:space="preserve">Born rule</w:t>
+      </w:r>
+      <w:r>
+        <w:t xml:space="preserve">,</w:t>
+      </w:r>
+      <w:r>
+        <w:t xml:space="preserve"> </w:t>
+      </w:r>
+      <m:oMath>
+        <m:r>
+          <m:t>P</m:t>
+        </m:r>
+        <m:r>
+          <m:rPr>
+            <m:sty m:val="p"/>
+          </m:rPr>
+          <m:t>(</m:t>
+        </m:r>
+        <m:r>
+          <m:rPr>
+            <m:nor/>
+            <m:sty m:val="p"/>
+          </m:rPr>
+          <m:t>outcome</m:t>
+        </m:r>
+        <m:r>
+          <m:t> </m:t>
+        </m:r>
+        <m:d>
+          <m:dPr>
+            <m:begChr m:val="|"/>
+            <m:endChr m:val="|"/>
+            <m:sepChr m:val=""/>
+            <m:grow/>
+          </m:dPr>
+          <m:e>
+            <m:r>
+              <m:t> </m:t>
+            </m:r>
+            <m:r>
+              <m:t>ψ</m:t>
+            </m:r>
+            <m:r>
+              <m:rPr>
+                <m:sty m:val="p"/>
+              </m:rPr>
+              <m:t>)</m:t>
+            </m:r>
+            <m:r>
+              <m:rPr>
+                <m:sty m:val="p"/>
+              </m:rPr>
+              <m:t>=</m:t>
+            </m:r>
+          </m:e>
+        </m:d>
+        <m:r>
+          <m:rPr>
+            <m:sty m:val="p"/>
+          </m:rPr>
+          <m:t>⟨</m:t>
+        </m:r>
+        <m:r>
+          <m:rPr>
+            <m:nor/>
+            <m:sty m:val="p"/>
+          </m:rPr>
+          <m:t>outcome</m:t>
+        </m:r>
+        <m:r>
+          <m:t> </m:t>
+        </m:r>
+        <m:sSup>
+          <m:e>
+            <m:d>
+              <m:dPr>
+                <m:begChr m:val="|"/>
+                <m:endChr m:val="|"/>
+                <m:sepChr m:val=""/>
+                <m:grow/>
+              </m:dPr>
+              <m:e>
+                <m:r>
+                  <m:t> </m:t>
+                </m:r>
+                <m:r>
+                  <m:t>ψ</m:t>
+                </m:r>
+                <m:r>
+                  <m:rPr>
+                    <m:sty m:val="p"/>
+                  </m:rPr>
+                  <m:t>⟩</m:t>
+                </m:r>
+              </m:e>
+            </m:d>
+          </m:e>
+          <m:sup>
+            <m:r>
+              <m:t>2</m:t>
+            </m:r>
+          </m:sup>
+        </m:sSup>
+      </m:oMath>
+      <w:r>
+        <w:t xml:space="preserve"> </w:t>
+      </w:r>
+      <w:r>
+        <w:t xml:space="preserve">—</w:t>
+      </w:r>
+      <w:r>
+        <w:t xml:space="preserve"> </w:t>
+      </w:r>
+      <w:r>
+        <w:t xml:space="preserve">to extract compliance-relevant quantities from those vectors. The</w:t>
+      </w:r>
+      <w:r>
+        <w:t xml:space="preserve"> </w:t>
+      </w:r>
+      <w:r>
+        <w:t xml:space="preserve">operations are the same ones used on physical quantum states; only the</w:t>
+      </w:r>
+      <w:r>
+        <w:t xml:space="preserve"> </w:t>
+      </w:r>
+      <w:r>
+        <w:t xml:space="preserve">substrate is different:</w:t>
       </w:r>
     </w:p>
     <w:p>
@@ -4215,7 +4380,13 @@
         <w:t xml:space="preserve"> </w:t>
       </w:r>
       <w:r>
-        <w:t xml:space="preserve">a linear combination of those component states.</w:t>
+        <w:t xml:space="preserve">a genuine linear combination of those component states, not a loose</w:t>
+      </w:r>
+      <w:r>
+        <w:t xml:space="preserve"> </w:t>
+      </w:r>
+      <w:r>
+        <w:t xml:space="preserve">analogy to one.</w:t>
       </w:r>
     </w:p>
     <w:p>
@@ -4280,7 +4451,13 @@
         <w:t xml:space="preserve"> </w:t>
       </w:r>
       <w:r>
-        <w:t xml:space="preserve">contradiction-bearing states.</w:t>
+        <w:t xml:space="preserve">contradiction-bearing states and reading the squared amplitude via the</w:t>
+      </w:r>
+      <w:r>
+        <w:t xml:space="preserve"> </w:t>
+      </w:r>
+      <w:r>
+        <w:t xml:space="preserve">Born rule.</w:t>
       </w:r>
     </w:p>
     <w:p>
@@ -4324,13 +4501,19 @@
         <w:t xml:space="preserve"> </w:t>
       </w:r>
       <w:r>
-        <w:t xml:space="preserve">of their inner product</w:t>
-      </w:r>
-      <w:r>
-        <w:t xml:space="preserve"> </w:t>
-      </w:r>
-      <w:r>
-        <w:t xml:space="preserve">is meaningful.</w:t>
+        <w:t xml:space="preserve">of the inner product</w:t>
+      </w:r>
+      <w:r>
+        <w:t xml:space="preserve"> </w:t>
+      </w:r>
+      <w:r>
+        <w:t xml:space="preserve">is meaningful and is the mechanism behind QAG’s signed conflict</w:t>
+      </w:r>
+      <w:r>
+        <w:t xml:space="preserve"> </w:t>
+      </w:r>
+      <w:r>
+        <w:t xml:space="preserve">signal.</w:t>
       </w:r>
     </w:p>
     <w:p>
@@ -4338,13 +4521,13 @@
         <w:pStyle w:val="FirstParagraph"/>
       </w:pPr>
       <w:r>
-        <w:t xml:space="preserve">No quantum hardware is involved. QAG runs on standard cloud compute. The</w:t>
-      </w:r>
-      <w:r>
-        <w:t xml:space="preserve"> </w:t>
-      </w:r>
-      <w:r>
-        <w:t xml:space="preserve">word</w:t>
+        <w:t xml:space="preserve">No quantum processing unit is required. QAG runs on standard</w:t>
+      </w:r>
+      <w:r>
+        <w:t xml:space="preserve"> </w:t>
+      </w:r>
+      <w:r>
+        <w:t xml:space="preserve">GPU-accelerated compute. The word</w:t>
       </w:r>
       <w:r>
         <w:t xml:space="preserve"> </w:t>
@@ -4360,31 +4543,92 @@
         <w:t xml:space="preserve"> </w:t>
       </w:r>
       <w:r>
-        <w:t xml:space="preserve">denotes a mathematical structure — the Hilbert space and</w:t>
-      </w:r>
-      <w:r>
-        <w:t xml:space="preserve"> </w:t>
-      </w:r>
-      <w:r>
-        <w:t xml:space="preserve">its operators — not a hardware substrate. QGI’s stack uses classical</w:t>
-      </w:r>
-      <w:r>
-        <w:t xml:space="preserve"> </w:t>
-      </w:r>
-      <w:r>
-        <w:t xml:space="preserve">compute with quantum-inspired mathematics, in the same lineage as</w:t>
-      </w:r>
-      <w:r>
-        <w:t xml:space="preserve"> </w:t>
-      </w:r>
-      <w:r>
-        <w:t xml:space="preserve">tensor-network methods, quantum probability, and quantum-inspired</w:t>
-      </w:r>
-      <w:r>
-        <w:t xml:space="preserve"> </w:t>
-      </w:r>
-      <w:r>
-        <w:t xml:space="preserve">sampling.</w:t>
+        <w:t xml:space="preserve">in this paper refers to the</w:t>
+      </w:r>
+      <w:r>
+        <w:t xml:space="preserve"> </w:t>
+      </w:r>
+      <w:r>
+        <w:t xml:space="preserve">formalism — Hilbert spaces, the Born rule, superposition, and</w:t>
+      </w:r>
+      <w:r>
+        <w:t xml:space="preserve"> </w:t>
+      </w:r>
+      <w:r>
+        <w:t xml:space="preserve">interference — not to a hardware substrate. The mathematics is the same</w:t>
+      </w:r>
+      <w:r>
+        <w:t xml:space="preserve"> </w:t>
+      </w:r>
+      <w:r>
+        <w:t xml:space="preserve">operator algebra used in quantum mechanics, executed classically</w:t>
+      </w:r>
+      <w:r>
+        <w:t xml:space="preserve"> </w:t>
+      </w:r>
+      <w:r>
+        <w:t xml:space="preserve">because the relevant state vectors (a few thousand dimensions per rule)</w:t>
+      </w:r>
+      <w:r>
+        <w:t xml:space="preserve"> </w:t>
+      </w:r>
+      <w:r>
+        <w:t xml:space="preserve">are low-dimensional by quantum standards and reduce to well-conditioned</w:t>
+      </w:r>
+      <w:r>
+        <w:t xml:space="preserve"> </w:t>
+      </w:r>
+      <w:r>
+        <w:t xml:space="preserve">dense linear algebra. Put differently: QAG is not a quantum-</w:t>
+      </w:r>
+      <w:r>
+        <w:rPr>
+          <w:iCs/>
+          <w:i/>
+        </w:rPr>
+        <w:t xml:space="preserve">inspired</w:t>
+      </w:r>
+      <w:r>
+        <w:t xml:space="preserve"> </w:t>
+      </w:r>
+      <w:r>
+        <w:t xml:space="preserve">system that happens to use vectors; it is a</w:t>
+      </w:r>
+      <w:r>
+        <w:t xml:space="preserve"> </w:t>
+      </w:r>
+      <w:r>
+        <w:rPr>
+          <w:bCs/>
+          <w:b/>
+        </w:rPr>
+        <w:t xml:space="preserve">classical realisation of</w:t>
+      </w:r>
+      <w:r>
+        <w:rPr>
+          <w:bCs/>
+          <w:b/>
+        </w:rPr>
+        <w:t xml:space="preserve"> </w:t>
+      </w:r>
+      <w:r>
+        <w:rPr>
+          <w:bCs/>
+          <w:b/>
+        </w:rPr>
+        <w:t xml:space="preserve">genuinely quantum operations</w:t>
+      </w:r>
+      <w:r>
+        <w:t xml:space="preserve"> </w:t>
+      </w:r>
+      <w:r>
+        <w:t xml:space="preserve">on states whose dimensionality makes</w:t>
+      </w:r>
+      <w:r>
+        <w:t xml:space="preserve"> </w:t>
+      </w:r>
+      <w:r>
+        <w:t xml:space="preserve">classical simulation exact and cheap.</w:t>
       </w:r>
     </w:p>
     <w:bookmarkEnd w:id="31"/>
@@ -8908,7 +9152,15 @@
         <w:pStyle w:val="BodyText"/>
       </w:pPr>
       <w:r>
-        <w:t xml:space="preserve">Two caveats are worth stating directly. First, the interference</w:t>
+        <w:t xml:space="preserve">Three clarifications are worth stating directly.</w:t>
+      </w:r>
+    </w:p>
+    <w:p>
+      <w:pPr>
+        <w:pStyle w:val="BodyText"/>
+      </w:pPr>
+      <w:r>
+        <w:t xml:space="preserve">First, the interference</w:t>
       </w:r>
       <w:r>
         <w:t xml:space="preserve"> </w:t>
@@ -8924,49 +9176,253 @@
         <w:t xml:space="preserve"> </w:t>
       </w:r>
       <w:r>
-        <w:t xml:space="preserve">— the observation that signed interference separates related</w:t>
-      </w:r>
-      <w:r>
-        <w:t xml:space="preserve"> </w:t>
-      </w:r>
-      <w:r>
-        <w:t xml:space="preserve">same-polarity and opposite-polarity clauses — replicates across</w:t>
-      </w:r>
-      <w:r>
-        <w:t xml:space="preserve"> </w:t>
-      </w:r>
-      <w:r>
-        <w:t xml:space="preserve">embedding families, not only Q-Prime. It is a property of the language</w:t>
-      </w:r>
-      <w:r>
-        <w:t xml:space="preserve"> </w:t>
-      </w:r>
-      <w:r>
-        <w:t xml:space="preserve">of regulation, not of any one model. Q-Prime’s role is to make the</w:t>
-      </w:r>
-      <w:r>
-        <w:t xml:space="preserve"> </w:t>
-      </w:r>
-      <w:r>
-        <w:t xml:space="preserve">effect reliable and to add production-grade latency, throughput, and</w:t>
-      </w:r>
-      <w:r>
-        <w:t xml:space="preserve"> </w:t>
-      </w:r>
-      <w:r>
-        <w:t xml:space="preserve">operational margin on top. Second, these numbers are drawn from a</w:t>
-      </w:r>
-      <w:r>
-        <w:t xml:space="preserve"> </w:t>
-      </w:r>
-      <w:r>
-        <w:t xml:space="preserve">held-out benchmark and will be released under evaluation agreement; they</w:t>
-      </w:r>
-      <w:r>
-        <w:t xml:space="preserve"> </w:t>
-      </w:r>
-      <w:r>
-        <w:t xml:space="preserve">are not marketing claims divorced from methodology.</w:t>
+        <w:t xml:space="preserve">— that signed interference separates</w:t>
+      </w:r>
+      <w:r>
+        <w:t xml:space="preserve"> </w:t>
+      </w:r>
+      <w:r>
+        <w:t xml:space="preserve">same-polarity and opposite-polarity clauses — is a property of the</w:t>
+      </w:r>
+      <w:r>
+        <w:t xml:space="preserve"> </w:t>
+      </w:r>
+      <w:r>
+        <w:t xml:space="preserve">language of regulation itself, not of any one model. In internal</w:t>
+      </w:r>
+      <w:r>
+        <w:t xml:space="preserve"> </w:t>
+      </w:r>
+      <w:r>
+        <w:t xml:space="preserve">evaluation it replicates across every embedding family we have tested</w:t>
+      </w:r>
+      <w:r>
+        <w:t xml:space="preserve"> </w:t>
+      </w:r>
+      <w:r>
+        <w:t xml:space="preserve">(dimensionalities from 384 to 3,072, drawn from four organisations) and</w:t>
+      </w:r>
+      <w:r>
+        <w:t xml:space="preserve"> </w:t>
+      </w:r>
+      <w:r>
+        <w:t xml:space="preserve">across out-of-domain corpora well outside the regulatory training</w:t>
+      </w:r>
+      <w:r>
+        <w:t xml:space="preserve"> </w:t>
+      </w:r>
+      <w:r>
+        <w:t xml:space="preserve">distribution (medical safety, educational curricula, engineering</w:t>
+      </w:r>
+      <w:r>
+        <w:t xml:space="preserve"> </w:t>
+      </w:r>
+      <w:r>
+        <w:t xml:space="preserve">safety, research ethics). Q-Prime’s role is to make the effect</w:t>
+      </w:r>
+      <w:r>
+        <w:t xml:space="preserve"> </w:t>
+      </w:r>
+      <w:r>
+        <w:t xml:space="preserve">reliable under production conditions — latency, throughput, operational</w:t>
+      </w:r>
+      <w:r>
+        <w:t xml:space="preserve"> </w:t>
+      </w:r>
+      <w:r>
+        <w:t xml:space="preserve">margin — not to create it.</w:t>
+      </w:r>
+    </w:p>
+    <w:p>
+      <w:pPr>
+        <w:pStyle w:val="BodyText"/>
+      </w:pPr>
+      <w:r>
+        <w:t xml:space="preserve">Second, conflict is only one of the quantum observables the engine</w:t>
+      </w:r>
+      <w:r>
+        <w:t xml:space="preserve"> </w:t>
+      </w:r>
+      <w:r>
+        <w:t xml:space="preserve">publishes. The</w:t>
+      </w:r>
+      <w:r>
+        <w:t xml:space="preserve"> </w:t>
+      </w:r>
+      <w:r>
+        <w:rPr>
+          <w:bCs/>
+          <w:b/>
+        </w:rPr>
+        <w:t xml:space="preserve">Born-rule classifier</w:t>
+      </w:r>
+      <w:r>
+        <w:t xml:space="preserve"> </w:t>
+      </w:r>
+      <w:r>
+        <w:t xml:space="preserve">—</w:t>
+      </w:r>
+      <w:r>
+        <w:t xml:space="preserve"> </w:t>
+      </w:r>
+      <m:oMath>
+        <m:r>
+          <m:rPr>
+            <m:sty m:val="p"/>
+          </m:rPr>
+          <m:t>arg</m:t>
+        </m:r>
+        <m:sSub>
+          <m:e>
+            <m:r>
+              <m:rPr>
+                <m:sty m:val="p"/>
+              </m:rPr>
+              <m:t>max</m:t>
+            </m:r>
+          </m:e>
+          <m:sub>
+            <m:r>
+              <m:t>c</m:t>
+            </m:r>
+          </m:sub>
+        </m:sSub>
+        <m:r>
+          <m:t> </m:t>
+        </m:r>
+        <m:d>
+          <m:dPr>
+            <m:begChr m:val="|"/>
+            <m:endChr m:val="|"/>
+            <m:sepChr m:val=""/>
+            <m:grow/>
+          </m:dPr>
+          <m:e>
+            <m:r>
+              <m:rPr>
+                <m:sty m:val="p"/>
+              </m:rPr>
+              <m:t>⟨</m:t>
+            </m:r>
+            <m:r>
+              <m:t>c</m:t>
+            </m:r>
+            <m:r>
+              <m:t> </m:t>
+            </m:r>
+          </m:e>
+        </m:d>
+        <m:r>
+          <m:t> </m:t>
+        </m:r>
+        <m:r>
+          <m:t>ψ</m:t>
+        </m:r>
+        <m:r>
+          <m:rPr>
+            <m:sty m:val="p"/>
+          </m:rPr>
+          <m:t>⟩</m:t>
+        </m:r>
+        <m:sSup>
+          <m:e>
+            <m:r>
+              <m:rPr>
+                <m:sty m:val="p"/>
+              </m:rPr>
+              <m:t>|</m:t>
+            </m:r>
+          </m:e>
+          <m:sup>
+            <m:r>
+              <m:t>2</m:t>
+            </m:r>
+          </m:sup>
+        </m:sSup>
+      </m:oMath>
+      <w:r>
+        <w:t xml:space="preserve">, the argmax of squared</w:t>
+      </w:r>
+      <w:r>
+        <w:t xml:space="preserve"> </w:t>
+      </w:r>
+      <w:r>
+        <w:t xml:space="preserve">amplitude over class centroids — supplies zero-shot labelling for</w:t>
+      </w:r>
+      <w:r>
+        <w:t xml:space="preserve"> </w:t>
+      </w:r>
+      <w:r>
+        <w:t xml:space="preserve">topic, obligation type, and severity. Signatures produced by two</w:t>
+      </w:r>
+      <w:r>
+        <w:t xml:space="preserve"> </w:t>
+      </w:r>
+      <w:r>
+        <w:t xml:space="preserve">independent rule extractors agree within statistical noise, so the</w:t>
+      </w:r>
+      <w:r>
+        <w:t xml:space="preserve"> </w:t>
+      </w:r>
+      <w:r>
+        <w:t xml:space="preserve">observed structure is carried by the corpus, not by any one extractor.</w:t>
+      </w:r>
+    </w:p>
+    <w:p>
+      <w:pPr>
+        <w:pStyle w:val="BodyText"/>
+      </w:pPr>
+      <w:r>
+        <w:t xml:space="preserve">Third, the headline numbers above are drawn from a held-out benchmark</w:t>
+      </w:r>
+      <w:r>
+        <w:t xml:space="preserve"> </w:t>
+      </w:r>
+      <w:r>
+        <w:t xml:space="preserve">and are released under evaluation agreement. Full methodology —</w:t>
+      </w:r>
+      <w:r>
+        <w:t xml:space="preserve"> </w:t>
+      </w:r>
+      <w:r>
+        <w:t xml:space="preserve">corpora, embedding backbones, extractor-agnostic validation,</w:t>
+      </w:r>
+      <w:r>
+        <w:t xml:space="preserve"> </w:t>
+      </w:r>
+      <w:r>
+        <w:t xml:space="preserve">out-of-domain generalisation, and GPU throughput at production scale —</w:t>
+      </w:r>
+      <w:r>
+        <w:t xml:space="preserve"> </w:t>
+      </w:r>
+      <w:r>
+        <w:t xml:space="preserve">will appear in a</w:t>
+      </w:r>
+      <w:r>
+        <w:t xml:space="preserve"> </w:t>
+      </w:r>
+      <w:r>
+        <w:rPr>
+          <w:bCs/>
+          <w:b/>
+        </w:rPr>
+        <w:t xml:space="preserve">forthcoming companion evaluation paper</w:t>
+      </w:r>
+      <w:r>
+        <w:t xml:space="preserve">. The</w:t>
+      </w:r>
+      <w:r>
+        <w:t xml:space="preserve"> </w:t>
+      </w:r>
+      <w:r>
+        <w:t xml:space="preserve">numbers above are neither the full extent of QGI’s internal evaluation</w:t>
+      </w:r>
+      <w:r>
+        <w:t xml:space="preserve"> </w:t>
+      </w:r>
+      <w:r>
+        <w:t xml:space="preserve">nor marketing claims divorced from methodology.</w:t>
       </w:r>
     </w:p>
     <w:bookmarkEnd w:id="57"/>
@@ -9897,35 +10353,138 @@
           <w:bCs/>
           <w:b/>
         </w:rPr>
-        <w:t xml:space="preserve">CNL</w:t>
-      </w:r>
-      <w:r>
-        <w:t xml:space="preserve"> </w:t>
-      </w:r>
-      <w:r>
-        <w:t xml:space="preserve">—</w:t>
-      </w:r>
-      <w:r>
-        <w:t xml:space="preserve"> </w:t>
-      </w:r>
-      <w:r>
-        <w:rPr>
-          <w:iCs/>
-          <w:i/>
-        </w:rPr>
-        <w:t xml:space="preserve">Controlled Natural Language.</w:t>
-      </w:r>
-      <w:r>
-        <w:t xml:space="preserve"> </w:t>
-      </w:r>
-      <w:r>
-        <w:t xml:space="preserve">A human-readable rule</w:t>
-      </w:r>
-      <w:r>
-        <w:t xml:space="preserve"> </w:t>
-      </w:r>
-      <w:r>
-        <w:t xml:space="preserve">format accepted by QNR2 as an alternative to DSL.</w:t>
+        <w:t xml:space="preserve">Born rule</w:t>
+      </w:r>
+      <w:r>
+        <w:t xml:space="preserve"> </w:t>
+      </w:r>
+      <w:r>
+        <w:t xml:space="preserve">— The quantum-mechanical probability law</w:t>
+      </w:r>
+      <w:r>
+        <w:t xml:space="preserve"> </w:t>
+      </w:r>
+      <m:oMath>
+        <m:r>
+          <m:t>P</m:t>
+        </m:r>
+        <m:r>
+          <m:rPr>
+            <m:sty m:val="p"/>
+          </m:rPr>
+          <m:t>(</m:t>
+        </m:r>
+        <m:r>
+          <m:rPr>
+            <m:nor/>
+            <m:sty m:val="p"/>
+          </m:rPr>
+          <m:t>outcome</m:t>
+        </m:r>
+        <m:r>
+          <m:t> </m:t>
+        </m:r>
+        <m:d>
+          <m:dPr>
+            <m:begChr m:val="|"/>
+            <m:endChr m:val="|"/>
+            <m:sepChr m:val=""/>
+            <m:grow/>
+          </m:dPr>
+          <m:e>
+            <m:r>
+              <m:t> </m:t>
+            </m:r>
+            <m:r>
+              <m:t>ψ</m:t>
+            </m:r>
+            <m:r>
+              <m:rPr>
+                <m:sty m:val="p"/>
+              </m:rPr>
+              <m:t>)</m:t>
+            </m:r>
+            <m:r>
+              <m:rPr>
+                <m:sty m:val="p"/>
+              </m:rPr>
+              <m:t>=</m:t>
+            </m:r>
+          </m:e>
+        </m:d>
+        <m:r>
+          <m:rPr>
+            <m:sty m:val="p"/>
+          </m:rPr>
+          <m:t>⟨</m:t>
+        </m:r>
+        <m:r>
+          <m:rPr>
+            <m:nor/>
+            <m:sty m:val="p"/>
+          </m:rPr>
+          <m:t>outcome</m:t>
+        </m:r>
+        <m:r>
+          <m:t> </m:t>
+        </m:r>
+        <m:sSup>
+          <m:e>
+            <m:d>
+              <m:dPr>
+                <m:begChr m:val="|"/>
+                <m:endChr m:val="|"/>
+                <m:sepChr m:val=""/>
+                <m:grow/>
+              </m:dPr>
+              <m:e>
+                <m:r>
+                  <m:t> </m:t>
+                </m:r>
+                <m:r>
+                  <m:t>ψ</m:t>
+                </m:r>
+                <m:r>
+                  <m:rPr>
+                    <m:sty m:val="p"/>
+                  </m:rPr>
+                  <m:t>⟩</m:t>
+                </m:r>
+              </m:e>
+            </m:d>
+          </m:e>
+          <m:sup>
+            <m:r>
+              <m:t>2</m:t>
+            </m:r>
+          </m:sup>
+        </m:sSup>
+      </m:oMath>
+      <w:r>
+        <w:t xml:space="preserve">.</w:t>
+      </w:r>
+      <w:r>
+        <w:t xml:space="preserve"> </w:t>
+      </w:r>
+      <w:r>
+        <w:t xml:space="preserve">Applied in QAG to read off probabilities for named observables</w:t>
+      </w:r>
+      <w:r>
+        <w:t xml:space="preserve"> </w:t>
+      </w:r>
+      <w:r>
+        <w:t xml:space="preserve">(conflict, class membership, polarity) from a rule state</w:t>
+      </w:r>
+      <w:r>
+        <w:t xml:space="preserve"> </w:t>
+      </w:r>
+      <m:oMath>
+        <m:r>
+          <m:t>ψ</m:t>
+        </m:r>
+      </m:oMath>
+      <w:r>
+        <w:t xml:space="preserve">.</w:t>
       </w:r>
     </w:p>
     <w:p>
@@ -9941,19 +10500,103 @@
           <w:bCs/>
           <w:b/>
         </w:rPr>
-        <w:t xml:space="preserve">Conflict edge</w:t>
-      </w:r>
-      <w:r>
-        <w:t xml:space="preserve"> </w:t>
-      </w:r>
-      <w:r>
-        <w:t xml:space="preserve">— A QHG hyperedge marking two or more rules that</w:t>
-      </w:r>
-      <w:r>
-        <w:t xml:space="preserve"> </w:t>
-      </w:r>
-      <w:r>
-        <w:t xml:space="preserve">produce contradictory outcomes.</w:t>
+        <w:t xml:space="preserve">Born-rule classifier</w:t>
+      </w:r>
+      <w:r>
+        <w:t xml:space="preserve"> </w:t>
+      </w:r>
+      <w:r>
+        <w:t xml:space="preserve">— The zero-shot classifier</w:t>
+      </w:r>
+      <w:r>
+        <w:t xml:space="preserve"> </w:t>
+      </w:r>
+      <m:oMath>
+        <m:r>
+          <m:rPr>
+            <m:sty m:val="p"/>
+          </m:rPr>
+          <m:t>arg</m:t>
+        </m:r>
+        <m:sSub>
+          <m:e>
+            <m:r>
+              <m:rPr>
+                <m:sty m:val="p"/>
+              </m:rPr>
+              <m:t>max</m:t>
+            </m:r>
+          </m:e>
+          <m:sub>
+            <m:r>
+              <m:t>c</m:t>
+            </m:r>
+          </m:sub>
+        </m:sSub>
+        <m:r>
+          <m:t> </m:t>
+        </m:r>
+        <m:d>
+          <m:dPr>
+            <m:begChr m:val="|"/>
+            <m:endChr m:val="|"/>
+            <m:sepChr m:val=""/>
+            <m:grow/>
+          </m:dPr>
+          <m:e>
+            <m:r>
+              <m:rPr>
+                <m:sty m:val="p"/>
+              </m:rPr>
+              <m:t>⟨</m:t>
+            </m:r>
+            <m:r>
+              <m:t>c</m:t>
+            </m:r>
+            <m:r>
+              <m:t> </m:t>
+            </m:r>
+          </m:e>
+        </m:d>
+        <m:r>
+          <m:t> </m:t>
+        </m:r>
+        <m:r>
+          <m:t>ψ</m:t>
+        </m:r>
+        <m:r>
+          <m:rPr>
+            <m:sty m:val="p"/>
+          </m:rPr>
+          <m:t>⟩</m:t>
+        </m:r>
+        <m:sSup>
+          <m:e>
+            <m:r>
+              <m:rPr>
+                <m:sty m:val="p"/>
+              </m:rPr>
+              <m:t>|</m:t>
+            </m:r>
+          </m:e>
+          <m:sup>
+            <m:r>
+              <m:t>2</m:t>
+            </m:r>
+          </m:sup>
+        </m:sSup>
+      </m:oMath>
+      <w:r>
+        <w:t xml:space="preserve"> </w:t>
+      </w:r>
+      <w:r>
+        <w:t xml:space="preserve">over class centroids.</w:t>
+      </w:r>
+      <w:r>
+        <w:t xml:space="preserve"> </w:t>
+      </w:r>
+      <w:r>
+        <w:t xml:space="preserve">Used by QAG for topic, obligation type, and severity labelling.</w:t>
       </w:r>
     </w:p>
     <w:p>
@@ -9969,19 +10612,35 @@
           <w:bCs/>
           <w:b/>
         </w:rPr>
-        <w:t xml:space="preserve">Dependency edge</w:t>
-      </w:r>
-      <w:r>
-        <w:t xml:space="preserve"> </w:t>
-      </w:r>
-      <w:r>
-        <w:t xml:space="preserve">— A QHG hyperedge marking one rule as dependent</w:t>
-      </w:r>
-      <w:r>
-        <w:t xml:space="preserve"> </w:t>
-      </w:r>
-      <w:r>
-        <w:t xml:space="preserve">on another (activation, scope, or precedence).</w:t>
+        <w:t xml:space="preserve">CNL</w:t>
+      </w:r>
+      <w:r>
+        <w:t xml:space="preserve"> </w:t>
+      </w:r>
+      <w:r>
+        <w:t xml:space="preserve">—</w:t>
+      </w:r>
+      <w:r>
+        <w:t xml:space="preserve"> </w:t>
+      </w:r>
+      <w:r>
+        <w:rPr>
+          <w:iCs/>
+          <w:i/>
+        </w:rPr>
+        <w:t xml:space="preserve">Controlled Natural Language.</w:t>
+      </w:r>
+      <w:r>
+        <w:t xml:space="preserve"> </w:t>
+      </w:r>
+      <w:r>
+        <w:t xml:space="preserve">A human-readable rule</w:t>
+      </w:r>
+      <w:r>
+        <w:t xml:space="preserve"> </w:t>
+      </w:r>
+      <w:r>
+        <w:t xml:space="preserve">format accepted by QNR2 as an alternative to DSL.</w:t>
       </w:r>
     </w:p>
     <w:p>
@@ -9997,35 +10656,19 @@
           <w:bCs/>
           <w:b/>
         </w:rPr>
-        <w:t xml:space="preserve">DSL</w:t>
-      </w:r>
-      <w:r>
-        <w:t xml:space="preserve"> </w:t>
-      </w:r>
-      <w:r>
-        <w:t xml:space="preserve">—</w:t>
-      </w:r>
-      <w:r>
-        <w:t xml:space="preserve"> </w:t>
-      </w:r>
-      <w:r>
-        <w:rPr>
-          <w:iCs/>
-          <w:i/>
-        </w:rPr>
-        <w:t xml:space="preserve">Domain-Specific Language.</w:t>
-      </w:r>
-      <w:r>
-        <w:t xml:space="preserve"> </w:t>
-      </w:r>
-      <w:r>
-        <w:t xml:space="preserve">A programmatic rule format</w:t>
-      </w:r>
-      <w:r>
-        <w:t xml:space="preserve"> </w:t>
-      </w:r>
-      <w:r>
-        <w:t xml:space="preserve">accepted by QNR2 as an alternative to CNL.</w:t>
+        <w:t xml:space="preserve">Conflict edge</w:t>
+      </w:r>
+      <w:r>
+        <w:t xml:space="preserve"> </w:t>
+      </w:r>
+      <w:r>
+        <w:t xml:space="preserve">— A QHG hyperedge marking two or more rules that</w:t>
+      </w:r>
+      <w:r>
+        <w:t xml:space="preserve"> </w:t>
+      </w:r>
+      <w:r>
+        <w:t xml:space="preserve">produce contradictory outcomes.</w:t>
       </w:r>
     </w:p>
     <w:p>
@@ -10041,29 +10684,19 @@
           <w:bCs/>
           <w:b/>
         </w:rPr>
-        <w:t xml:space="preserve">Execution</w:t>
-      </w:r>
-      <w:r>
-        <w:t xml:space="preserve"> </w:t>
-      </w:r>
-      <w:r>
-        <w:t xml:space="preserve">— Rule evaluation that produces an authoritative</w:t>
-      </w:r>
-      <w:r>
-        <w:t xml:space="preserve"> </w:t>
-      </w:r>
-      <w:r>
-        <w:t xml:space="preserve">outcome for a real transaction or case.</w:t>
-      </w:r>
-      <w:r>
-        <w:t xml:space="preserve"> </w:t>
-      </w:r>
-      <w:r>
-        <w:rPr>
-          <w:iCs/>
-          <w:i/>
-        </w:rPr>
-        <w:t xml:space="preserve">Out of scope for QAG.</w:t>
+        <w:t xml:space="preserve">Dependency edge</w:t>
+      </w:r>
+      <w:r>
+        <w:t xml:space="preserve"> </w:t>
+      </w:r>
+      <w:r>
+        <w:t xml:space="preserve">— A QHG hyperedge marking one rule as dependent</w:t>
+      </w:r>
+      <w:r>
+        <w:t xml:space="preserve"> </w:t>
+      </w:r>
+      <w:r>
+        <w:t xml:space="preserve">on another (activation, scope, or precedence).</w:t>
       </w:r>
     </w:p>
     <w:p>
@@ -10079,19 +10712,35 @@
           <w:bCs/>
           <w:b/>
         </w:rPr>
-        <w:t xml:space="preserve">Graph builder</w:t>
-      </w:r>
-      <w:r>
-        <w:t xml:space="preserve"> </w:t>
-      </w:r>
-      <w:r>
-        <w:t xml:space="preserve">— The QAG component that constructs the QHG from</w:t>
-      </w:r>
-      <w:r>
-        <w:t xml:space="preserve"> </w:t>
-      </w:r>
-      <w:r>
-        <w:t xml:space="preserve">QNR2-normalised rules.</w:t>
+        <w:t xml:space="preserve">DSL</w:t>
+      </w:r>
+      <w:r>
+        <w:t xml:space="preserve"> </w:t>
+      </w:r>
+      <w:r>
+        <w:t xml:space="preserve">—</w:t>
+      </w:r>
+      <w:r>
+        <w:t xml:space="preserve"> </w:t>
+      </w:r>
+      <w:r>
+        <w:rPr>
+          <w:iCs/>
+          <w:i/>
+        </w:rPr>
+        <w:t xml:space="preserve">Domain-Specific Language.</w:t>
+      </w:r>
+      <w:r>
+        <w:t xml:space="preserve"> </w:t>
+      </w:r>
+      <w:r>
+        <w:t xml:space="preserve">A programmatic rule format</w:t>
+      </w:r>
+      <w:r>
+        <w:t xml:space="preserve"> </w:t>
+      </w:r>
+      <w:r>
+        <w:t xml:space="preserve">accepted by QNR2 as an alternative to CNL.</w:t>
       </w:r>
     </w:p>
     <w:p>
@@ -10107,13 +10756,19 @@
           <w:bCs/>
           <w:b/>
         </w:rPr>
-        <w:t xml:space="preserve">HSC</w:t>
-      </w:r>
-      <w:r>
-        <w:t xml:space="preserve"> </w:t>
-      </w:r>
-      <w:r>
-        <w:t xml:space="preserve">—</w:t>
+        <w:t xml:space="preserve">Execution</w:t>
+      </w:r>
+      <w:r>
+        <w:t xml:space="preserve"> </w:t>
+      </w:r>
+      <w:r>
+        <w:t xml:space="preserve">— Rule evaluation that produces an authoritative</w:t>
+      </w:r>
+      <w:r>
+        <w:t xml:space="preserve"> </w:t>
+      </w:r>
+      <w:r>
+        <w:t xml:space="preserve">outcome for a real transaction or case.</w:t>
       </w:r>
       <w:r>
         <w:t xml:space="preserve"> </w:t>
@@ -10123,19 +10778,7 @@
           <w:iCs/>
           <w:i/>
         </w:rPr>
-        <w:t xml:space="preserve">Hilbert Space Compacting.</w:t>
-      </w:r>
-      <w:r>
-        <w:t xml:space="preserve"> </w:t>
-      </w:r>
-      <w:r>
-        <w:t xml:space="preserve">The projection layer that</w:t>
-      </w:r>
-      <w:r>
-        <w:t xml:space="preserve"> </w:t>
-      </w:r>
-      <w:r>
-        <w:t xml:space="preserve">turns high-dimensional rule state into named low-dimensional signals.</w:t>
+        <w:t xml:space="preserve">Out of scope for QAG.</w:t>
       </w:r>
     </w:p>
     <w:p>
@@ -10151,13 +10794,19 @@
           <w:bCs/>
           <w:b/>
         </w:rPr>
-        <w:t xml:space="preserve">Hyperedge</w:t>
-      </w:r>
-      <w:r>
-        <w:t xml:space="preserve"> </w:t>
-      </w:r>
-      <w:r>
-        <w:t xml:space="preserve">— A QHG edge connecting an arbitrary number of nodes.</w:t>
+        <w:t xml:space="preserve">Graph builder</w:t>
+      </w:r>
+      <w:r>
+        <w:t xml:space="preserve"> </w:t>
+      </w:r>
+      <w:r>
+        <w:t xml:space="preserve">— The QAG component that constructs the QHG from</w:t>
+      </w:r>
+      <w:r>
+        <w:t xml:space="preserve"> </w:t>
+      </w:r>
+      <w:r>
+        <w:t xml:space="preserve">QNR2-normalised rules.</w:t>
       </w:r>
     </w:p>
     <w:p>
@@ -10173,19 +10822,35 @@
           <w:bCs/>
           <w:b/>
         </w:rPr>
-        <w:t xml:space="preserve">Hypergraph</w:t>
-      </w:r>
-      <w:r>
-        <w:t xml:space="preserve"> </w:t>
-      </w:r>
-      <w:r>
-        <w:t xml:space="preserve">— A graph whose edges connect any number of nodes</w:t>
-      </w:r>
-      <w:r>
-        <w:t xml:space="preserve"> </w:t>
-      </w:r>
-      <w:r>
-        <w:t xml:space="preserve">simultaneously.</w:t>
+        <w:t xml:space="preserve">HSC</w:t>
+      </w:r>
+      <w:r>
+        <w:t xml:space="preserve"> </w:t>
+      </w:r>
+      <w:r>
+        <w:t xml:space="preserve">—</w:t>
+      </w:r>
+      <w:r>
+        <w:t xml:space="preserve"> </w:t>
+      </w:r>
+      <w:r>
+        <w:rPr>
+          <w:iCs/>
+          <w:i/>
+        </w:rPr>
+        <w:t xml:space="preserve">Hilbert Space Compacting.</w:t>
+      </w:r>
+      <w:r>
+        <w:t xml:space="preserve"> </w:t>
+      </w:r>
+      <w:r>
+        <w:t xml:space="preserve">The projection layer that</w:t>
+      </w:r>
+      <w:r>
+        <w:t xml:space="preserve"> </w:t>
+      </w:r>
+      <w:r>
+        <w:t xml:space="preserve">turns high-dimensional rule state into named low-dimensional signals.</w:t>
       </w:r>
     </w:p>
     <w:p>
@@ -10201,19 +10866,13 @@
           <w:bCs/>
           <w:b/>
         </w:rPr>
-        <w:t xml:space="preserve">Ingestion</w:t>
-      </w:r>
-      <w:r>
-        <w:t xml:space="preserve"> </w:t>
-      </w:r>
-      <w:r>
-        <w:t xml:space="preserve">— The QAG engine component that loads and prepares</w:t>
-      </w:r>
-      <w:r>
-        <w:t xml:space="preserve"> </w:t>
-      </w:r>
-      <w:r>
-        <w:t xml:space="preserve">external content for QNR2 and downstream storage.</w:t>
+        <w:t xml:space="preserve">Hyperedge</w:t>
+      </w:r>
+      <w:r>
+        <w:t xml:space="preserve"> </w:t>
+      </w:r>
+      <w:r>
+        <w:t xml:space="preserve">— A QHG edge connecting an arbitrary number of nodes.</w:t>
       </w:r>
     </w:p>
     <w:p>
@@ -10229,19 +10888,19 @@
           <w:bCs/>
           <w:b/>
         </w:rPr>
-        <w:t xml:space="preserve">Intelligence Signal</w:t>
-      </w:r>
-      <w:r>
-        <w:t xml:space="preserve"> </w:t>
-      </w:r>
-      <w:r>
-        <w:t xml:space="preserve">— The QAG engine component that publishes</w:t>
-      </w:r>
-      <w:r>
-        <w:t xml:space="preserve"> </w:t>
-      </w:r>
-      <w:r>
-        <w:t xml:space="preserve">non-authoritative HSC outputs (relevance, conflict, overlap, etc.).</w:t>
+        <w:t xml:space="preserve">Hypergraph</w:t>
+      </w:r>
+      <w:r>
+        <w:t xml:space="preserve"> </w:t>
+      </w:r>
+      <w:r>
+        <w:t xml:space="preserve">— A graph whose edges connect any number of nodes</w:t>
+      </w:r>
+      <w:r>
+        <w:t xml:space="preserve"> </w:t>
+      </w:r>
+      <w:r>
+        <w:t xml:space="preserve">simultaneously.</w:t>
       </w:r>
     </w:p>
     <w:p>
@@ -10257,35 +10916,19 @@
           <w:bCs/>
           <w:b/>
         </w:rPr>
-        <w:t xml:space="preserve">MCP</w:t>
-      </w:r>
-      <w:r>
-        <w:t xml:space="preserve"> </w:t>
-      </w:r>
-      <w:r>
-        <w:t xml:space="preserve">—</w:t>
-      </w:r>
-      <w:r>
-        <w:t xml:space="preserve"> </w:t>
-      </w:r>
-      <w:r>
-        <w:rPr>
-          <w:iCs/>
-          <w:i/>
-        </w:rPr>
-        <w:t xml:space="preserve">Model Context Protocol.</w:t>
-      </w:r>
-      <w:r>
-        <w:t xml:space="preserve"> </w:t>
-      </w:r>
-      <w:r>
-        <w:t xml:space="preserve">Standard for letting agents</w:t>
-      </w:r>
-      <w:r>
-        <w:t xml:space="preserve"> </w:t>
-      </w:r>
-      <w:r>
-        <w:t xml:space="preserve">query external knowledge graphs.</w:t>
+        <w:t xml:space="preserve">Ingestion</w:t>
+      </w:r>
+      <w:r>
+        <w:t xml:space="preserve"> </w:t>
+      </w:r>
+      <w:r>
+        <w:t xml:space="preserve">— The QAG engine component that loads and prepares</w:t>
+      </w:r>
+      <w:r>
+        <w:t xml:space="preserve"> </w:t>
+      </w:r>
+      <w:r>
+        <w:t xml:space="preserve">external content for QNR2 and downstream storage.</w:t>
       </w:r>
     </w:p>
     <w:p>
@@ -10301,19 +10944,19 @@
           <w:bCs/>
           <w:b/>
         </w:rPr>
-        <w:t xml:space="preserve">Memory</w:t>
-      </w:r>
-      <w:r>
-        <w:t xml:space="preserve"> </w:t>
-      </w:r>
-      <w:r>
-        <w:t xml:space="preserve">— The QAG engine component providing persistent storage</w:t>
-      </w:r>
-      <w:r>
-        <w:t xml:space="preserve"> </w:t>
-      </w:r>
-      <w:r>
-        <w:t xml:space="preserve">for documents, facts, graphs, and rules.</w:t>
+        <w:t xml:space="preserve">Intelligence Signal</w:t>
+      </w:r>
+      <w:r>
+        <w:t xml:space="preserve"> </w:t>
+      </w:r>
+      <w:r>
+        <w:t xml:space="preserve">— The QAG engine component that publishes</w:t>
+      </w:r>
+      <w:r>
+        <w:t xml:space="preserve"> </w:t>
+      </w:r>
+      <w:r>
+        <w:t xml:space="preserve">non-authoritative HSC outputs (relevance, conflict, overlap, etc.).</w:t>
       </w:r>
     </w:p>
     <w:p>
@@ -10329,13 +10972,101 @@
           <w:bCs/>
           <w:b/>
         </w:rPr>
-        <w:t xml:space="preserve">Node</w:t>
-      </w:r>
-      <w:r>
-        <w:t xml:space="preserve"> </w:t>
-      </w:r>
-      <w:r>
-        <w:t xml:space="preserve">— A QHG vertex; typed as rule, condition, action, or entity.</w:t>
+        <w:t xml:space="preserve">Interference signal</w:t>
+      </w:r>
+      <w:r>
+        <w:t xml:space="preserve"> </w:t>
+      </w:r>
+      <w:r>
+        <w:t xml:space="preserve">— The signed inner product</w:t>
+      </w:r>
+      <w:r>
+        <w:t xml:space="preserve"> </w:t>
+      </w:r>
+      <m:oMath>
+        <m:r>
+          <m:rPr>
+            <m:nor/>
+            <m:sty m:val="p"/>
+          </m:rPr>
+          <m:t>polarity</m:t>
+        </m:r>
+        <m:d>
+          <m:dPr>
+            <m:begChr m:val="("/>
+            <m:endChr m:val=")"/>
+            <m:sepChr m:val=""/>
+            <m:grow/>
+          </m:dPr>
+          <m:e>
+            <m:r>
+              <m:t>a</m:t>
+            </m:r>
+            <m:r>
+              <m:rPr>
+                <m:sty m:val="p"/>
+              </m:rPr>
+              <m:t>,</m:t>
+            </m:r>
+            <m:r>
+              <m:t>b</m:t>
+            </m:r>
+          </m:e>
+        </m:d>
+        <m:r>
+          <m:rPr>
+            <m:sty m:val="p"/>
+          </m:rPr>
+          <m:t>⋅</m:t>
+        </m:r>
+        <m:r>
+          <m:rPr>
+            <m:sty m:val="p"/>
+          </m:rPr>
+          <m:t>⟨</m:t>
+        </m:r>
+        <m:r>
+          <m:t>a</m:t>
+        </m:r>
+        <m:r>
+          <m:t> </m:t>
+        </m:r>
+        <m:r>
+          <m:rPr>
+            <m:sty m:val="p"/>
+          </m:rPr>
+          <m:t>|</m:t>
+        </m:r>
+        <m:r>
+          <m:t> </m:t>
+        </m:r>
+        <m:r>
+          <m:t>b</m:t>
+        </m:r>
+        <m:r>
+          <m:rPr>
+            <m:sty m:val="p"/>
+          </m:rPr>
+          <m:t>⟩</m:t>
+        </m:r>
+      </m:oMath>
+      <w:r>
+        <w:t xml:space="preserve"> </w:t>
+      </w:r>
+      <w:r>
+        <w:t xml:space="preserve">of two rule</w:t>
+      </w:r>
+      <w:r>
+        <w:t xml:space="preserve"> </w:t>
+      </w:r>
+      <w:r>
+        <w:t xml:space="preserve">states. Negative values indicate contradiction; positive values</w:t>
+      </w:r>
+      <w:r>
+        <w:t xml:space="preserve"> </w:t>
+      </w:r>
+      <w:r>
+        <w:t xml:space="preserve">indicate reinforcement. The quantity behind QAG’s conflict detection.</w:t>
       </w:r>
     </w:p>
     <w:p>
@@ -10351,19 +11082,35 @@
           <w:bCs/>
           <w:b/>
         </w:rPr>
-        <w:t xml:space="preserve">Predicate</w:t>
-      </w:r>
-      <w:r>
-        <w:t xml:space="preserve"> </w:t>
-      </w:r>
-      <w:r>
-        <w:t xml:space="preserve">— The condition component extracted from a rule;</w:t>
-      </w:r>
-      <w:r>
-        <w:t xml:space="preserve"> </w:t>
-      </w:r>
-      <w:r>
-        <w:t xml:space="preserve">queryable as a first-class object by symbolic search.</w:t>
+        <w:t xml:space="preserve">MCP</w:t>
+      </w:r>
+      <w:r>
+        <w:t xml:space="preserve"> </w:t>
+      </w:r>
+      <w:r>
+        <w:t xml:space="preserve">—</w:t>
+      </w:r>
+      <w:r>
+        <w:t xml:space="preserve"> </w:t>
+      </w:r>
+      <w:r>
+        <w:rPr>
+          <w:iCs/>
+          <w:i/>
+        </w:rPr>
+        <w:t xml:space="preserve">Model Context Protocol.</w:t>
+      </w:r>
+      <w:r>
+        <w:t xml:space="preserve"> </w:t>
+      </w:r>
+      <w:r>
+        <w:t xml:space="preserve">Standard for letting agents</w:t>
+      </w:r>
+      <w:r>
+        <w:t xml:space="preserve"> </w:t>
+      </w:r>
+      <w:r>
+        <w:t xml:space="preserve">query external knowledge graphs.</w:t>
       </w:r>
     </w:p>
     <w:p>
@@ -10379,35 +11126,19 @@
           <w:bCs/>
           <w:b/>
         </w:rPr>
-        <w:t xml:space="preserve">QAG</w:t>
-      </w:r>
-      <w:r>
-        <w:t xml:space="preserve"> </w:t>
-      </w:r>
-      <w:r>
-        <w:t xml:space="preserve">—</w:t>
-      </w:r>
-      <w:r>
-        <w:t xml:space="preserve"> </w:t>
-      </w:r>
-      <w:r>
-        <w:rPr>
-          <w:iCs/>
-          <w:i/>
-        </w:rPr>
-        <w:t xml:space="preserve">Quantum-Augmented Generation.</w:t>
-      </w:r>
-      <w:r>
-        <w:t xml:space="preserve"> </w:t>
-      </w:r>
-      <w:r>
-        <w:t xml:space="preserve">QGI’s successor category</w:t>
-      </w:r>
-      <w:r>
-        <w:t xml:space="preserve"> </w:t>
-      </w:r>
-      <w:r>
-        <w:t xml:space="preserve">to RAG.</w:t>
+        <w:t xml:space="preserve">Memory</w:t>
+      </w:r>
+      <w:r>
+        <w:t xml:space="preserve"> </w:t>
+      </w:r>
+      <w:r>
+        <w:t xml:space="preserve">— The QAG engine component providing persistent storage</w:t>
+      </w:r>
+      <w:r>
+        <w:t xml:space="preserve"> </w:t>
+      </w:r>
+      <w:r>
+        <w:t xml:space="preserve">for documents, facts, graphs, and rules.</w:t>
       </w:r>
     </w:p>
     <w:p>
@@ -10423,35 +11154,13 @@
           <w:bCs/>
           <w:b/>
         </w:rPr>
-        <w:t xml:space="preserve">QHG</w:t>
-      </w:r>
-      <w:r>
-        <w:t xml:space="preserve"> </w:t>
-      </w:r>
-      <w:r>
-        <w:t xml:space="preserve">—</w:t>
-      </w:r>
-      <w:r>
-        <w:t xml:space="preserve"> </w:t>
-      </w:r>
-      <w:r>
-        <w:rPr>
-          <w:iCs/>
-          <w:i/>
-        </w:rPr>
-        <w:t xml:space="preserve">Quantum HyperGraph.</w:t>
-      </w:r>
-      <w:r>
-        <w:t xml:space="preserve"> </w:t>
-      </w:r>
-      <w:r>
-        <w:t xml:space="preserve">Immutable, versioned graph state of</w:t>
-      </w:r>
-      <w:r>
-        <w:t xml:space="preserve"> </w:t>
-      </w:r>
-      <w:r>
-        <w:t xml:space="preserve">extracted rules.</w:t>
+        <w:t xml:space="preserve">Node</w:t>
+      </w:r>
+      <w:r>
+        <w:t xml:space="preserve"> </w:t>
+      </w:r>
+      <w:r>
+        <w:t xml:space="preserve">— A QHG vertex; typed as rule, condition, action, or entity.</w:t>
       </w:r>
     </w:p>
     <w:p>
@@ -10467,13 +11176,19 @@
           <w:bCs/>
           <w:b/>
         </w:rPr>
-        <w:t xml:space="preserve">QHP</w:t>
-      </w:r>
-      <w:r>
-        <w:t xml:space="preserve"> </w:t>
-      </w:r>
-      <w:r>
-        <w:t xml:space="preserve">—</w:t>
+        <w:t xml:space="preserve">Observable</w:t>
+      </w:r>
+      <w:r>
+        <w:t xml:space="preserve"> </w:t>
+      </w:r>
+      <w:r>
+        <w:t xml:space="preserve">— A named projector on the rule-state Hilbert space</w:t>
+      </w:r>
+      <w:r>
+        <w:t xml:space="preserve"> </w:t>
+      </w:r>
+      <w:r>
+        <w:t xml:space="preserve">(for example,</w:t>
       </w:r>
       <w:r>
         <w:t xml:space="preserve"> </w:t>
@@ -10483,19 +11198,42 @@
           <w:iCs/>
           <w:i/>
         </w:rPr>
-        <w:t xml:space="preserve">Quantum HyperGraph Platform.</w:t>
-      </w:r>
-      <w:r>
-        <w:t xml:space="preserve"> </w:t>
-      </w:r>
-      <w:r>
-        <w:t xml:space="preserve">Technical realisation of</w:t>
-      </w:r>
-      <w:r>
-        <w:t xml:space="preserve"> </w:t>
-      </w:r>
-      <w:r>
-        <w:t xml:space="preserve">the QAG engine.</w:t>
+        <w:t xml:space="preserve">conflict</w:t>
+      </w:r>
+      <w:r>
+        <w:t xml:space="preserve">,</w:t>
+      </w:r>
+      <w:r>
+        <w:t xml:space="preserve"> </w:t>
+      </w:r>
+      <w:r>
+        <w:rPr>
+          <w:iCs/>
+          <w:i/>
+        </w:rPr>
+        <w:t xml:space="preserve">severity</w:t>
+      </w:r>
+      <w:r>
+        <w:t xml:space="preserve">,</w:t>
+      </w:r>
+      <w:r>
+        <w:t xml:space="preserve"> </w:t>
+      </w:r>
+      <w:r>
+        <w:rPr>
+          <w:iCs/>
+          <w:i/>
+        </w:rPr>
+        <w:t xml:space="preserve">polarity</w:t>
+      </w:r>
+      <w:r>
+        <w:t xml:space="preserve">); its expectation</w:t>
+      </w:r>
+      <w:r>
+        <w:t xml:space="preserve"> </w:t>
+      </w:r>
+      <w:r>
+        <w:t xml:space="preserve">value, computed via the Born rule, is the signal QAG publishes.</w:t>
       </w:r>
     </w:p>
     <w:p>
@@ -10511,35 +11249,19 @@
           <w:bCs/>
           <w:b/>
         </w:rPr>
-        <w:t xml:space="preserve">QNR2</w:t>
-      </w:r>
-      <w:r>
-        <w:t xml:space="preserve"> </w:t>
-      </w:r>
-      <w:r>
-        <w:t xml:space="preserve">—</w:t>
-      </w:r>
-      <w:r>
-        <w:t xml:space="preserve"> </w:t>
-      </w:r>
-      <w:r>
-        <w:rPr>
-          <w:iCs/>
-          <w:i/>
-        </w:rPr>
-        <w:t xml:space="preserve">Q Normalized Rules v2.</w:t>
-      </w:r>
-      <w:r>
-        <w:t xml:space="preserve"> </w:t>
-      </w:r>
-      <w:r>
-        <w:t xml:space="preserve">Deterministic parser;</w:t>
-      </w:r>
-      <w:r>
-        <w:t xml:space="preserve"> </w:t>
-      </w:r>
-      <w:r>
-        <w:t xml:space="preserve">LLM-free, algorithmic, reproducible.</w:t>
+        <w:t xml:space="preserve">Predicate</w:t>
+      </w:r>
+      <w:r>
+        <w:t xml:space="preserve"> </w:t>
+      </w:r>
+      <w:r>
+        <w:t xml:space="preserve">— The condition component extracted from a rule;</w:t>
+      </w:r>
+      <w:r>
+        <w:t xml:space="preserve"> </w:t>
+      </w:r>
+      <w:r>
+        <w:t xml:space="preserve">queryable as a first-class object by symbolic search.</w:t>
       </w:r>
     </w:p>
     <w:p>
@@ -10555,13 +11277,35 @@
           <w:bCs/>
           <w:b/>
         </w:rPr>
-        <w:t xml:space="preserve">Q-Prime</w:t>
-      </w:r>
-      <w:r>
-        <w:t xml:space="preserve"> </w:t>
-      </w:r>
-      <w:r>
-        <w:t xml:space="preserve">— QGI’s purpose-built embedding model for QAG.</w:t>
+        <w:t xml:space="preserve">QAG</w:t>
+      </w:r>
+      <w:r>
+        <w:t xml:space="preserve"> </w:t>
+      </w:r>
+      <w:r>
+        <w:t xml:space="preserve">—</w:t>
+      </w:r>
+      <w:r>
+        <w:t xml:space="preserve"> </w:t>
+      </w:r>
+      <w:r>
+        <w:rPr>
+          <w:iCs/>
+          <w:i/>
+        </w:rPr>
+        <w:t xml:space="preserve">Quantum-Augmented Generation.</w:t>
+      </w:r>
+      <w:r>
+        <w:t xml:space="preserve"> </w:t>
+      </w:r>
+      <w:r>
+        <w:t xml:space="preserve">QGI’s successor category</w:t>
+      </w:r>
+      <w:r>
+        <w:t xml:space="preserve"> </w:t>
+      </w:r>
+      <w:r>
+        <w:t xml:space="preserve">to RAG.</w:t>
       </w:r>
     </w:p>
     <w:p>
@@ -10577,7 +11321,7 @@
           <w:bCs/>
           <w:b/>
         </w:rPr>
-        <w:t xml:space="preserve">RAG</w:t>
+        <w:t xml:space="preserve">QHG</w:t>
       </w:r>
       <w:r>
         <w:t xml:space="preserve"> </w:t>
@@ -10593,28 +11337,19 @@
           <w:iCs/>
           <w:i/>
         </w:rPr>
-        <w:t xml:space="preserve">Retrieval-Augmented Generation.</w:t>
-      </w:r>
-      <w:r>
-        <w:t xml:space="preserve"> </w:t>
-      </w:r>
-      <w:r>
-        <w:t xml:space="preserve">Chunk (</w:t>
-      </w:r>
-      <w:r>
-        <w:t xml:space="preserve">)</w:t>
-      </w:r>
-      <w:r>
-        <w:t xml:space="preserve"> </w:t>
-      </w:r>
-      <w:r>
-        <w:t xml:space="preserve">embed (</w:t>
-      </w:r>
-      <w:r>
-        <w:t xml:space="preserve">) retrieve (</w:t>
-      </w:r>
-      <w:r>
-        <w:t xml:space="preserve">) stuff pattern.</w:t>
+        <w:t xml:space="preserve">Quantum HyperGraph.</w:t>
+      </w:r>
+      <w:r>
+        <w:t xml:space="preserve"> </w:t>
+      </w:r>
+      <w:r>
+        <w:t xml:space="preserve">Immutable, versioned graph state of</w:t>
+      </w:r>
+      <w:r>
+        <w:t xml:space="preserve"> </w:t>
+      </w:r>
+      <w:r>
+        <w:t xml:space="preserve">extracted rules.</w:t>
       </w:r>
     </w:p>
     <w:p>
@@ -10630,19 +11365,35 @@
           <w:bCs/>
           <w:b/>
         </w:rPr>
-        <w:t xml:space="preserve">Rule</w:t>
-      </w:r>
-      <w:r>
-        <w:t xml:space="preserve"> </w:t>
-      </w:r>
-      <w:r>
-        <w:t xml:space="preserve">— A structured conditional statement with conditions and</w:t>
-      </w:r>
-      <w:r>
-        <w:t xml:space="preserve"> </w:t>
-      </w:r>
-      <w:r>
-        <w:t xml:space="preserve">outcomes; the atomic unit of QNR2 and QHG.</w:t>
+        <w:t xml:space="preserve">QHP</w:t>
+      </w:r>
+      <w:r>
+        <w:t xml:space="preserve"> </w:t>
+      </w:r>
+      <w:r>
+        <w:t xml:space="preserve">—</w:t>
+      </w:r>
+      <w:r>
+        <w:t xml:space="preserve"> </w:t>
+      </w:r>
+      <w:r>
+        <w:rPr>
+          <w:iCs/>
+          <w:i/>
+        </w:rPr>
+        <w:t xml:space="preserve">Quantum HyperGraph Platform.</w:t>
+      </w:r>
+      <w:r>
+        <w:t xml:space="preserve"> </w:t>
+      </w:r>
+      <w:r>
+        <w:t xml:space="preserve">Technical realisation of</w:t>
+      </w:r>
+      <w:r>
+        <w:t xml:space="preserve"> </w:t>
+      </w:r>
+      <w:r>
+        <w:t xml:space="preserve">the QAG engine.</w:t>
       </w:r>
     </w:p>
     <w:p>
@@ -10658,13 +11409,13 @@
           <w:bCs/>
           <w:b/>
         </w:rPr>
-        <w:t xml:space="preserve">Signal</w:t>
-      </w:r>
-      <w:r>
-        <w:t xml:space="preserve"> </w:t>
-      </w:r>
-      <w:r>
-        <w:t xml:space="preserve">— In QAG, a non-authoritative analytical output. See</w:t>
+        <w:t xml:space="preserve">QNR2</w:t>
+      </w:r>
+      <w:r>
+        <w:t xml:space="preserve"> </w:t>
+      </w:r>
+      <w:r>
+        <w:t xml:space="preserve">—</w:t>
       </w:r>
       <w:r>
         <w:t xml:space="preserve"> </w:t>
@@ -10674,10 +11425,191 @@
           <w:iCs/>
           <w:i/>
         </w:rPr>
+        <w:t xml:space="preserve">Q Normalized Rules v2.</w:t>
+      </w:r>
+      <w:r>
+        <w:t xml:space="preserve"> </w:t>
+      </w:r>
+      <w:r>
+        <w:t xml:space="preserve">Deterministic parser;</w:t>
+      </w:r>
+      <w:r>
+        <w:t xml:space="preserve"> </w:t>
+      </w:r>
+      <w:r>
+        <w:t xml:space="preserve">LLM-free, algorithmic, reproducible.</w:t>
+      </w:r>
+    </w:p>
+    <w:p>
+      <w:pPr>
+        <w:numPr>
+          <w:ilvl w:val="0"/>
+          <w:numId w:val="1009"/>
+        </w:numPr>
+        <w:pStyle w:val="Compact"/>
+      </w:pPr>
+      <w:r>
+        <w:rPr>
+          <w:bCs/>
+          <w:b/>
+        </w:rPr>
+        <w:t xml:space="preserve">Q-Prime</w:t>
+      </w:r>
+      <w:r>
+        <w:t xml:space="preserve"> </w:t>
+      </w:r>
+      <w:r>
+        <w:t xml:space="preserve">— QGI’s purpose-built embedding model for QAG.</w:t>
+      </w:r>
+    </w:p>
+    <w:p>
+      <w:pPr>
+        <w:numPr>
+          <w:ilvl w:val="0"/>
+          <w:numId w:val="1009"/>
+        </w:numPr>
+        <w:pStyle w:val="Compact"/>
+      </w:pPr>
+      <w:r>
+        <w:rPr>
+          <w:bCs/>
+          <w:b/>
+        </w:rPr>
+        <w:t xml:space="preserve">RAG</w:t>
+      </w:r>
+      <w:r>
+        <w:t xml:space="preserve"> </w:t>
+      </w:r>
+      <w:r>
+        <w:t xml:space="preserve">—</w:t>
+      </w:r>
+      <w:r>
+        <w:t xml:space="preserve"> </w:t>
+      </w:r>
+      <w:r>
+        <w:rPr>
+          <w:iCs/>
+          <w:i/>
+        </w:rPr>
+        <w:t xml:space="preserve">Retrieval-Augmented Generation.</w:t>
+      </w:r>
+      <w:r>
+        <w:t xml:space="preserve"> </w:t>
+      </w:r>
+      <w:r>
+        <w:t xml:space="preserve">Chunk (</w:t>
+      </w:r>
+      <w:r>
+        <w:t xml:space="preserve">)</w:t>
+      </w:r>
+      <w:r>
+        <w:t xml:space="preserve"> </w:t>
+      </w:r>
+      <w:r>
+        <w:t xml:space="preserve">embed (</w:t>
+      </w:r>
+      <w:r>
+        <w:t xml:space="preserve">) retrieve (</w:t>
+      </w:r>
+      <w:r>
+        <w:t xml:space="preserve">) stuff pattern.</w:t>
+      </w:r>
+    </w:p>
+    <w:p>
+      <w:pPr>
+        <w:numPr>
+          <w:ilvl w:val="0"/>
+          <w:numId w:val="1009"/>
+        </w:numPr>
+        <w:pStyle w:val="Compact"/>
+      </w:pPr>
+      <w:r>
+        <w:rPr>
+          <w:bCs/>
+          <w:b/>
+        </w:rPr>
+        <w:t xml:space="preserve">Rule</w:t>
+      </w:r>
+      <w:r>
+        <w:t xml:space="preserve"> </w:t>
+      </w:r>
+      <w:r>
+        <w:t xml:space="preserve">— A structured conditional statement with conditions and</w:t>
+      </w:r>
+      <w:r>
+        <w:t xml:space="preserve"> </w:t>
+      </w:r>
+      <w:r>
+        <w:t xml:space="preserve">outcomes; the atomic unit of QNR2 and QHG.</w:t>
+      </w:r>
+    </w:p>
+    <w:p>
+      <w:pPr>
+        <w:numPr>
+          <w:ilvl w:val="0"/>
+          <w:numId w:val="1009"/>
+        </w:numPr>
+        <w:pStyle w:val="Compact"/>
+      </w:pPr>
+      <w:r>
+        <w:rPr>
+          <w:bCs/>
+          <w:b/>
+        </w:rPr>
+        <w:t xml:space="preserve">Signal</w:t>
+      </w:r>
+      <w:r>
+        <w:t xml:space="preserve"> </w:t>
+      </w:r>
+      <w:r>
+        <w:t xml:space="preserve">— In QAG, a non-authoritative analytical output. See</w:t>
+      </w:r>
+      <w:r>
+        <w:t xml:space="preserve"> </w:t>
+      </w:r>
+      <w:r>
+        <w:rPr>
+          <w:iCs/>
+          <w:i/>
+        </w:rPr>
         <w:t xml:space="preserve">Intelligence Signal</w:t>
       </w:r>
       <w:r>
         <w:t xml:space="preserve">.</w:t>
+      </w:r>
+    </w:p>
+    <w:p>
+      <w:pPr>
+        <w:numPr>
+          <w:ilvl w:val="0"/>
+          <w:numId w:val="1009"/>
+        </w:numPr>
+        <w:pStyle w:val="Compact"/>
+      </w:pPr>
+      <w:r>
+        <w:rPr>
+          <w:bCs/>
+          <w:b/>
+        </w:rPr>
+        <w:t xml:space="preserve">Superposition</w:t>
+      </w:r>
+      <w:r>
+        <w:t xml:space="preserve"> </w:t>
+      </w:r>
+      <w:r>
+        <w:t xml:space="preserve">— A rule state that encodes several simultaneous</w:t>
+      </w:r>
+      <w:r>
+        <w:t xml:space="preserve"> </w:t>
+      </w:r>
+      <w:r>
+        <w:t xml:space="preserve">assertions (obligation, exception, sanction) as a genuine linear</w:t>
+      </w:r>
+      <w:r>
+        <w:t xml:space="preserve"> </w:t>
+      </w:r>
+      <w:r>
+        <w:t xml:space="preserve">combination, not a metaphorical one.</w:t>
       </w:r>
     </w:p>
     <w:p>
